--- a/Report_AL_LIJAN_AL_FAHISSA.docx
+++ b/Report_AL_LIJAN_AL_FAHISSA.docx
@@ -302,23 +302,23 @@
           <w:sz w:val="52"/>
           <w:szCs w:val="52"/>
         </w:rPr>
-        <w:t>Charbel Outayek- 61222</w:t>
-      </w:r>
-    </w:p>
-    <w:p>
-      <w:pPr>
-        <w:jc w:val="center"/>
+        <w:t xml:space="preserve">Charbel </w:t>
+      </w:r>
+      <w:proofErr w:type="spellStart"/>
+      <w:r>
         <w:rPr>
           <w:sz w:val="52"/>
           <w:szCs w:val="52"/>
         </w:rPr>
-      </w:pPr>
+        <w:t>Outayek</w:t>
+      </w:r>
+      <w:proofErr w:type="spellEnd"/>
       <w:r>
         <w:rPr>
           <w:sz w:val="52"/>
           <w:szCs w:val="52"/>
         </w:rPr>
-        <w:t>Jean Chamoun- 60945</w:t>
+        <w:t>- 61222</w:t>
       </w:r>
     </w:p>
     <w:p>
@@ -329,25 +329,50 @@
           <w:szCs w:val="52"/>
         </w:rPr>
       </w:pPr>
-    </w:p>
-    <w:p>
-      <w:pPr>
-        <w:jc w:val="center"/>
+      <w:r>
         <w:rPr>
           <w:sz w:val="52"/>
           <w:szCs w:val="52"/>
         </w:rPr>
-      </w:pPr>
-      <w:r>
+        <w:t>Jean Chamoun- 60945</w:t>
+      </w:r>
+    </w:p>
+    <w:p>
+      <w:pPr>
+        <w:jc w:val="center"/>
         <w:rPr>
           <w:sz w:val="52"/>
           <w:szCs w:val="52"/>
         </w:rPr>
+      </w:pPr>
+    </w:p>
+    <w:p>
+      <w:pPr>
+        <w:jc w:val="center"/>
+        <w:rPr>
+          <w:sz w:val="52"/>
+          <w:szCs w:val="52"/>
+        </w:rPr>
+      </w:pPr>
+      <w:r>
+        <w:rPr>
+          <w:sz w:val="52"/>
+          <w:szCs w:val="52"/>
+        </w:rPr>
         <w:t>Project supervisor: Dr. Ziad EL-Balaa</w:t>
       </w:r>
     </w:p>
     <w:sdt>
       <w:sdtPr>
+        <w:rPr>
+          <w:rFonts w:asciiTheme="minorHAnsi" w:eastAsiaTheme="minorHAnsi" w:hAnsiTheme="minorHAnsi" w:cstheme="minorBidi"/>
+          <w:color w:val="auto"/>
+          <w:kern w:val="2"/>
+          <w:sz w:val="22"/>
+          <w:szCs w:val="22"/>
+          <w:lang w:bidi="ar-LB"/>
+          <w14:ligatures w14:val="standardContextual"/>
+        </w:rPr>
         <w:id w:val="-632249355"/>
         <w:docPartObj>
           <w:docPartGallery w:val="Table of Contents"/>
@@ -356,16 +381,9 @@
       </w:sdtPr>
       <w:sdtEndPr>
         <w:rPr>
-          <w:rFonts w:asciiTheme="minorHAnsi" w:eastAsiaTheme="minorHAnsi" w:hAnsiTheme="minorHAnsi" w:cstheme="minorBidi"/>
           <w:b/>
           <w:bCs/>
           <w:noProof/>
-          <w:color w:val="auto"/>
-          <w:kern w:val="2"/>
-          <w:sz w:val="22"/>
-          <w:szCs w:val="22"/>
-          <w:lang w:bidi="ar-LB"/>
-          <w14:ligatures w14:val="standardContextual"/>
         </w:rPr>
       </w:sdtEndPr>
       <w:sdtContent>
@@ -385,7 +403,11 @@
               <w:tab w:val="right" w:leader="dot" w:pos="9350"/>
             </w:tabs>
             <w:rPr>
+              <w:rFonts w:eastAsiaTheme="minorEastAsia"/>
               <w:noProof/>
+              <w:sz w:val="24"/>
+              <w:szCs w:val="24"/>
+              <w:lang w:bidi="ar-SA"/>
             </w:rPr>
           </w:pPr>
           <w:r>
@@ -397,7 +419,7 @@
           <w:r>
             <w:fldChar w:fldCharType="separate"/>
           </w:r>
-          <w:hyperlink w:anchor="_Toc224771195" w:history="1">
+          <w:hyperlink w:anchor="_Toc225182614" w:history="1">
             <w:r>
               <w:rPr>
                 <w:rStyle w:val="Hyperlink"/>
@@ -407,7 +429,11 @@
             </w:r>
             <w:r>
               <w:rPr>
-                <w:noProof/>
+                <w:rFonts w:eastAsiaTheme="minorEastAsia"/>
+                <w:noProof/>
+                <w:sz w:val="24"/>
+                <w:szCs w:val="24"/>
+                <w:lang w:bidi="ar-SA"/>
               </w:rPr>
               <w:tab/>
             </w:r>
@@ -437,7 +463,7 @@
                 <w:noProof/>
                 <w:webHidden/>
               </w:rPr>
-              <w:instrText xml:space="preserve"> PAGEREF _Toc224771195 \h </w:instrText>
+              <w:instrText xml:space="preserve"> PAGEREF _Toc225182614 \h </w:instrText>
             </w:r>
             <w:r>
               <w:rPr>
@@ -458,6 +484,726 @@
                 <w:webHidden/>
               </w:rPr>
               <w:t>3</w:t>
+            </w:r>
+            <w:r>
+              <w:rPr>
+                <w:noProof/>
+                <w:webHidden/>
+              </w:rPr>
+              <w:fldChar w:fldCharType="end"/>
+            </w:r>
+          </w:hyperlink>
+        </w:p>
+        <w:p>
+          <w:pPr>
+            <w:pStyle w:val="TOC1"/>
+            <w:tabs>
+              <w:tab w:val="left" w:pos="480"/>
+              <w:tab w:val="right" w:leader="dot" w:pos="9350"/>
+            </w:tabs>
+            <w:rPr>
+              <w:rFonts w:eastAsiaTheme="minorEastAsia"/>
+              <w:noProof/>
+              <w:sz w:val="24"/>
+              <w:szCs w:val="24"/>
+              <w:lang w:bidi="ar-SA"/>
+            </w:rPr>
+          </w:pPr>
+          <w:hyperlink w:anchor="_Toc225182615" w:history="1">
+            <w:r>
+              <w:rPr>
+                <w:rStyle w:val="Hyperlink"/>
+                <w:noProof/>
+              </w:rPr>
+              <w:t>II.</w:t>
+            </w:r>
+            <w:r>
+              <w:rPr>
+                <w:rFonts w:eastAsiaTheme="minorEastAsia"/>
+                <w:noProof/>
+                <w:sz w:val="24"/>
+                <w:szCs w:val="24"/>
+                <w:lang w:bidi="ar-SA"/>
+              </w:rPr>
+              <w:tab/>
+            </w:r>
+            <w:r>
+              <w:rPr>
+                <w:rStyle w:val="Hyperlink"/>
+                <w:noProof/>
+              </w:rPr>
+              <w:t>Introduction</w:t>
+            </w:r>
+            <w:r>
+              <w:rPr>
+                <w:noProof/>
+                <w:webHidden/>
+              </w:rPr>
+              <w:tab/>
+            </w:r>
+            <w:r>
+              <w:rPr>
+                <w:noProof/>
+                <w:webHidden/>
+              </w:rPr>
+              <w:fldChar w:fldCharType="begin"/>
+            </w:r>
+            <w:r>
+              <w:rPr>
+                <w:noProof/>
+                <w:webHidden/>
+              </w:rPr>
+              <w:instrText xml:space="preserve"> PAGEREF _Toc225182615 \h </w:instrText>
+            </w:r>
+            <w:r>
+              <w:rPr>
+                <w:noProof/>
+                <w:webHidden/>
+              </w:rPr>
+            </w:r>
+            <w:r>
+              <w:rPr>
+                <w:noProof/>
+                <w:webHidden/>
+              </w:rPr>
+              <w:fldChar w:fldCharType="separate"/>
+            </w:r>
+            <w:r>
+              <w:rPr>
+                <w:noProof/>
+                <w:webHidden/>
+              </w:rPr>
+              <w:t>3</w:t>
+            </w:r>
+            <w:r>
+              <w:rPr>
+                <w:noProof/>
+                <w:webHidden/>
+              </w:rPr>
+              <w:fldChar w:fldCharType="end"/>
+            </w:r>
+          </w:hyperlink>
+        </w:p>
+        <w:p>
+          <w:pPr>
+            <w:pStyle w:val="TOC1"/>
+            <w:tabs>
+              <w:tab w:val="left" w:pos="480"/>
+              <w:tab w:val="right" w:leader="dot" w:pos="9350"/>
+            </w:tabs>
+            <w:rPr>
+              <w:rFonts w:eastAsiaTheme="minorEastAsia"/>
+              <w:noProof/>
+              <w:sz w:val="24"/>
+              <w:szCs w:val="24"/>
+              <w:lang w:bidi="ar-SA"/>
+            </w:rPr>
+          </w:pPr>
+          <w:hyperlink w:anchor="_Toc225182616" w:history="1">
+            <w:r>
+              <w:rPr>
+                <w:rStyle w:val="Hyperlink"/>
+                <w:noProof/>
+              </w:rPr>
+              <w:t>III.</w:t>
+            </w:r>
+            <w:r>
+              <w:rPr>
+                <w:rFonts w:eastAsiaTheme="minorEastAsia"/>
+                <w:noProof/>
+                <w:sz w:val="24"/>
+                <w:szCs w:val="24"/>
+                <w:lang w:bidi="ar-SA"/>
+              </w:rPr>
+              <w:tab/>
+            </w:r>
+            <w:r>
+              <w:rPr>
+                <w:rStyle w:val="Hyperlink"/>
+                <w:noProof/>
+              </w:rPr>
+              <w:t>State of the art</w:t>
+            </w:r>
+            <w:r>
+              <w:rPr>
+                <w:noProof/>
+                <w:webHidden/>
+              </w:rPr>
+              <w:tab/>
+            </w:r>
+            <w:r>
+              <w:rPr>
+                <w:noProof/>
+                <w:webHidden/>
+              </w:rPr>
+              <w:fldChar w:fldCharType="begin"/>
+            </w:r>
+            <w:r>
+              <w:rPr>
+                <w:noProof/>
+                <w:webHidden/>
+              </w:rPr>
+              <w:instrText xml:space="preserve"> PAGEREF _Toc225182616 \h </w:instrText>
+            </w:r>
+            <w:r>
+              <w:rPr>
+                <w:noProof/>
+                <w:webHidden/>
+              </w:rPr>
+            </w:r>
+            <w:r>
+              <w:rPr>
+                <w:noProof/>
+                <w:webHidden/>
+              </w:rPr>
+              <w:fldChar w:fldCharType="separate"/>
+            </w:r>
+            <w:r>
+              <w:rPr>
+                <w:noProof/>
+                <w:webHidden/>
+              </w:rPr>
+              <w:t>4</w:t>
+            </w:r>
+            <w:r>
+              <w:rPr>
+                <w:noProof/>
+                <w:webHidden/>
+              </w:rPr>
+              <w:fldChar w:fldCharType="end"/>
+            </w:r>
+          </w:hyperlink>
+        </w:p>
+        <w:p>
+          <w:pPr>
+            <w:pStyle w:val="TOC1"/>
+            <w:tabs>
+              <w:tab w:val="left" w:pos="480"/>
+              <w:tab w:val="right" w:leader="dot" w:pos="9350"/>
+            </w:tabs>
+            <w:rPr>
+              <w:rFonts w:eastAsiaTheme="minorEastAsia"/>
+              <w:noProof/>
+              <w:sz w:val="24"/>
+              <w:szCs w:val="24"/>
+              <w:lang w:bidi="ar-SA"/>
+            </w:rPr>
+          </w:pPr>
+          <w:hyperlink w:anchor="_Toc225182617" w:history="1">
+            <w:r>
+              <w:rPr>
+                <w:rStyle w:val="Hyperlink"/>
+                <w:noProof/>
+              </w:rPr>
+              <w:t>IV.</w:t>
+            </w:r>
+            <w:r>
+              <w:rPr>
+                <w:rFonts w:eastAsiaTheme="minorEastAsia"/>
+                <w:noProof/>
+                <w:sz w:val="24"/>
+                <w:szCs w:val="24"/>
+                <w:lang w:bidi="ar-SA"/>
+              </w:rPr>
+              <w:tab/>
+            </w:r>
+            <w:r>
+              <w:rPr>
+                <w:rStyle w:val="Hyperlink"/>
+                <w:noProof/>
+              </w:rPr>
+              <w:t>Analysis</w:t>
+            </w:r>
+            <w:r>
+              <w:rPr>
+                <w:noProof/>
+                <w:webHidden/>
+              </w:rPr>
+              <w:tab/>
+            </w:r>
+            <w:r>
+              <w:rPr>
+                <w:noProof/>
+                <w:webHidden/>
+              </w:rPr>
+              <w:fldChar w:fldCharType="begin"/>
+            </w:r>
+            <w:r>
+              <w:rPr>
+                <w:noProof/>
+                <w:webHidden/>
+              </w:rPr>
+              <w:instrText xml:space="preserve"> PAGEREF _Toc225182617 \h </w:instrText>
+            </w:r>
+            <w:r>
+              <w:rPr>
+                <w:noProof/>
+                <w:webHidden/>
+              </w:rPr>
+            </w:r>
+            <w:r>
+              <w:rPr>
+                <w:noProof/>
+                <w:webHidden/>
+              </w:rPr>
+              <w:fldChar w:fldCharType="separate"/>
+            </w:r>
+            <w:r>
+              <w:rPr>
+                <w:noProof/>
+                <w:webHidden/>
+              </w:rPr>
+              <w:t>4</w:t>
+            </w:r>
+            <w:r>
+              <w:rPr>
+                <w:noProof/>
+                <w:webHidden/>
+              </w:rPr>
+              <w:fldChar w:fldCharType="end"/>
+            </w:r>
+          </w:hyperlink>
+        </w:p>
+        <w:p>
+          <w:pPr>
+            <w:pStyle w:val="TOC2"/>
+            <w:tabs>
+              <w:tab w:val="left" w:pos="720"/>
+              <w:tab w:val="right" w:leader="dot" w:pos="9350"/>
+            </w:tabs>
+            <w:rPr>
+              <w:rFonts w:eastAsiaTheme="minorEastAsia"/>
+              <w:noProof/>
+              <w:sz w:val="24"/>
+              <w:szCs w:val="24"/>
+              <w:lang w:bidi="ar-SA"/>
+            </w:rPr>
+          </w:pPr>
+          <w:hyperlink w:anchor="_Toc225182618" w:history="1">
+            <w:r>
+              <w:rPr>
+                <w:rStyle w:val="Hyperlink"/>
+                <w:noProof/>
+              </w:rPr>
+              <w:t>1.</w:t>
+            </w:r>
+            <w:r>
+              <w:rPr>
+                <w:rFonts w:eastAsiaTheme="minorEastAsia"/>
+                <w:noProof/>
+                <w:sz w:val="24"/>
+                <w:szCs w:val="24"/>
+                <w:lang w:bidi="ar-SA"/>
+              </w:rPr>
+              <w:tab/>
+            </w:r>
+            <w:r>
+              <w:rPr>
+                <w:rStyle w:val="Hyperlink"/>
+                <w:noProof/>
+              </w:rPr>
+              <w:t>Business Rules &amp; Requirements</w:t>
+            </w:r>
+            <w:r>
+              <w:rPr>
+                <w:noProof/>
+                <w:webHidden/>
+              </w:rPr>
+              <w:tab/>
+            </w:r>
+            <w:r>
+              <w:rPr>
+                <w:noProof/>
+                <w:webHidden/>
+              </w:rPr>
+              <w:fldChar w:fldCharType="begin"/>
+            </w:r>
+            <w:r>
+              <w:rPr>
+                <w:noProof/>
+                <w:webHidden/>
+              </w:rPr>
+              <w:instrText xml:space="preserve"> PAGEREF _Toc225182618 \h </w:instrText>
+            </w:r>
+            <w:r>
+              <w:rPr>
+                <w:noProof/>
+                <w:webHidden/>
+              </w:rPr>
+            </w:r>
+            <w:r>
+              <w:rPr>
+                <w:noProof/>
+                <w:webHidden/>
+              </w:rPr>
+              <w:fldChar w:fldCharType="separate"/>
+            </w:r>
+            <w:r>
+              <w:rPr>
+                <w:noProof/>
+                <w:webHidden/>
+              </w:rPr>
+              <w:t>4</w:t>
+            </w:r>
+            <w:r>
+              <w:rPr>
+                <w:noProof/>
+                <w:webHidden/>
+              </w:rPr>
+              <w:fldChar w:fldCharType="end"/>
+            </w:r>
+          </w:hyperlink>
+        </w:p>
+        <w:p>
+          <w:pPr>
+            <w:pStyle w:val="TOC2"/>
+            <w:tabs>
+              <w:tab w:val="left" w:pos="720"/>
+              <w:tab w:val="right" w:leader="dot" w:pos="9350"/>
+            </w:tabs>
+            <w:rPr>
+              <w:rFonts w:eastAsiaTheme="minorEastAsia"/>
+              <w:noProof/>
+              <w:sz w:val="24"/>
+              <w:szCs w:val="24"/>
+              <w:lang w:bidi="ar-SA"/>
+            </w:rPr>
+          </w:pPr>
+          <w:hyperlink w:anchor="_Toc225182619" w:history="1">
+            <w:r>
+              <w:rPr>
+                <w:rStyle w:val="Hyperlink"/>
+                <w:noProof/>
+              </w:rPr>
+              <w:t>2.</w:t>
+            </w:r>
+            <w:r>
+              <w:rPr>
+                <w:rFonts w:eastAsiaTheme="minorEastAsia"/>
+                <w:noProof/>
+                <w:sz w:val="24"/>
+                <w:szCs w:val="24"/>
+                <w:lang w:bidi="ar-SA"/>
+              </w:rPr>
+              <w:tab/>
+            </w:r>
+            <w:r>
+              <w:rPr>
+                <w:rStyle w:val="Hyperlink"/>
+                <w:noProof/>
+              </w:rPr>
+              <w:t>Use Case &amp; Scenarios</w:t>
+            </w:r>
+            <w:r>
+              <w:rPr>
+                <w:noProof/>
+                <w:webHidden/>
+              </w:rPr>
+              <w:tab/>
+            </w:r>
+            <w:r>
+              <w:rPr>
+                <w:noProof/>
+                <w:webHidden/>
+              </w:rPr>
+              <w:fldChar w:fldCharType="begin"/>
+            </w:r>
+            <w:r>
+              <w:rPr>
+                <w:noProof/>
+                <w:webHidden/>
+              </w:rPr>
+              <w:instrText xml:space="preserve"> PAGEREF _Toc225182619 \h </w:instrText>
+            </w:r>
+            <w:r>
+              <w:rPr>
+                <w:noProof/>
+                <w:webHidden/>
+              </w:rPr>
+            </w:r>
+            <w:r>
+              <w:rPr>
+                <w:noProof/>
+                <w:webHidden/>
+              </w:rPr>
+              <w:fldChar w:fldCharType="separate"/>
+            </w:r>
+            <w:r>
+              <w:rPr>
+                <w:noProof/>
+                <w:webHidden/>
+              </w:rPr>
+              <w:t>4</w:t>
+            </w:r>
+            <w:r>
+              <w:rPr>
+                <w:noProof/>
+                <w:webHidden/>
+              </w:rPr>
+              <w:fldChar w:fldCharType="end"/>
+            </w:r>
+          </w:hyperlink>
+        </w:p>
+        <w:p>
+          <w:pPr>
+            <w:pStyle w:val="TOC2"/>
+            <w:tabs>
+              <w:tab w:val="left" w:pos="720"/>
+              <w:tab w:val="right" w:leader="dot" w:pos="9350"/>
+            </w:tabs>
+            <w:rPr>
+              <w:rFonts w:eastAsiaTheme="minorEastAsia"/>
+              <w:noProof/>
+              <w:sz w:val="24"/>
+              <w:szCs w:val="24"/>
+              <w:lang w:bidi="ar-SA"/>
+            </w:rPr>
+          </w:pPr>
+          <w:hyperlink w:anchor="_Toc225182620" w:history="1">
+            <w:r>
+              <w:rPr>
+                <w:rStyle w:val="Hyperlink"/>
+                <w:noProof/>
+              </w:rPr>
+              <w:t>3.</w:t>
+            </w:r>
+            <w:r>
+              <w:rPr>
+                <w:rFonts w:eastAsiaTheme="minorEastAsia"/>
+                <w:noProof/>
+                <w:sz w:val="24"/>
+                <w:szCs w:val="24"/>
+                <w:lang w:bidi="ar-SA"/>
+              </w:rPr>
+              <w:tab/>
+            </w:r>
+            <w:r>
+              <w:rPr>
+                <w:rStyle w:val="Hyperlink"/>
+                <w:noProof/>
+              </w:rPr>
+              <w:t>Class Diagram</w:t>
+            </w:r>
+            <w:r>
+              <w:rPr>
+                <w:noProof/>
+                <w:webHidden/>
+              </w:rPr>
+              <w:tab/>
+            </w:r>
+            <w:r>
+              <w:rPr>
+                <w:noProof/>
+                <w:webHidden/>
+              </w:rPr>
+              <w:fldChar w:fldCharType="begin"/>
+            </w:r>
+            <w:r>
+              <w:rPr>
+                <w:noProof/>
+                <w:webHidden/>
+              </w:rPr>
+              <w:instrText xml:space="preserve"> PAGEREF _Toc225182620 \h </w:instrText>
+            </w:r>
+            <w:r>
+              <w:rPr>
+                <w:noProof/>
+                <w:webHidden/>
+              </w:rPr>
+            </w:r>
+            <w:r>
+              <w:rPr>
+                <w:noProof/>
+                <w:webHidden/>
+              </w:rPr>
+              <w:fldChar w:fldCharType="separate"/>
+            </w:r>
+            <w:r>
+              <w:rPr>
+                <w:noProof/>
+                <w:webHidden/>
+              </w:rPr>
+              <w:t>4</w:t>
+            </w:r>
+            <w:r>
+              <w:rPr>
+                <w:noProof/>
+                <w:webHidden/>
+              </w:rPr>
+              <w:fldChar w:fldCharType="end"/>
+            </w:r>
+          </w:hyperlink>
+        </w:p>
+        <w:p>
+          <w:pPr>
+            <w:pStyle w:val="TOC2"/>
+            <w:tabs>
+              <w:tab w:val="left" w:pos="720"/>
+              <w:tab w:val="right" w:leader="dot" w:pos="9350"/>
+            </w:tabs>
+            <w:rPr>
+              <w:rFonts w:eastAsiaTheme="minorEastAsia"/>
+              <w:noProof/>
+              <w:sz w:val="24"/>
+              <w:szCs w:val="24"/>
+              <w:lang w:bidi="ar-SA"/>
+            </w:rPr>
+          </w:pPr>
+          <w:hyperlink w:anchor="_Toc225182621" w:history="1">
+            <w:r>
+              <w:rPr>
+                <w:rStyle w:val="Hyperlink"/>
+                <w:noProof/>
+              </w:rPr>
+              <w:t>4.</w:t>
+            </w:r>
+            <w:r>
+              <w:rPr>
+                <w:rFonts w:eastAsiaTheme="minorEastAsia"/>
+                <w:noProof/>
+                <w:sz w:val="24"/>
+                <w:szCs w:val="24"/>
+                <w:lang w:bidi="ar-SA"/>
+              </w:rPr>
+              <w:tab/>
+            </w:r>
+            <w:r>
+              <w:rPr>
+                <w:rStyle w:val="Hyperlink"/>
+                <w:noProof/>
+              </w:rPr>
+              <w:t>Activity Diagram</w:t>
+            </w:r>
+            <w:r>
+              <w:rPr>
+                <w:noProof/>
+                <w:webHidden/>
+              </w:rPr>
+              <w:tab/>
+            </w:r>
+            <w:r>
+              <w:rPr>
+                <w:noProof/>
+                <w:webHidden/>
+              </w:rPr>
+              <w:fldChar w:fldCharType="begin"/>
+            </w:r>
+            <w:r>
+              <w:rPr>
+                <w:noProof/>
+                <w:webHidden/>
+              </w:rPr>
+              <w:instrText xml:space="preserve"> PAGEREF _Toc225182621 \h </w:instrText>
+            </w:r>
+            <w:r>
+              <w:rPr>
+                <w:noProof/>
+                <w:webHidden/>
+              </w:rPr>
+            </w:r>
+            <w:r>
+              <w:rPr>
+                <w:noProof/>
+                <w:webHidden/>
+              </w:rPr>
+              <w:fldChar w:fldCharType="separate"/>
+            </w:r>
+            <w:r>
+              <w:rPr>
+                <w:noProof/>
+                <w:webHidden/>
+              </w:rPr>
+              <w:t>4</w:t>
+            </w:r>
+            <w:r>
+              <w:rPr>
+                <w:noProof/>
+                <w:webHidden/>
+              </w:rPr>
+              <w:fldChar w:fldCharType="end"/>
+            </w:r>
+          </w:hyperlink>
+        </w:p>
+        <w:p>
+          <w:pPr>
+            <w:pStyle w:val="TOC1"/>
+            <w:tabs>
+              <w:tab w:val="left" w:pos="480"/>
+              <w:tab w:val="right" w:leader="dot" w:pos="9350"/>
+            </w:tabs>
+            <w:rPr>
+              <w:rFonts w:eastAsiaTheme="minorEastAsia"/>
+              <w:noProof/>
+              <w:sz w:val="24"/>
+              <w:szCs w:val="24"/>
+              <w:lang w:bidi="ar-SA"/>
+            </w:rPr>
+          </w:pPr>
+          <w:hyperlink w:anchor="_Toc225182622" w:history="1">
+            <w:r>
+              <w:rPr>
+                <w:rStyle w:val="Hyperlink"/>
+                <w:noProof/>
+              </w:rPr>
+              <w:t>V.</w:t>
+            </w:r>
+            <w:r>
+              <w:rPr>
+                <w:rFonts w:eastAsiaTheme="minorEastAsia"/>
+                <w:noProof/>
+                <w:sz w:val="24"/>
+                <w:szCs w:val="24"/>
+                <w:lang w:bidi="ar-SA"/>
+              </w:rPr>
+              <w:tab/>
+            </w:r>
+            <w:r>
+              <w:rPr>
+                <w:rStyle w:val="Hyperlink"/>
+                <w:noProof/>
+              </w:rPr>
+              <w:t>Development</w:t>
+            </w:r>
+            <w:r>
+              <w:rPr>
+                <w:noProof/>
+                <w:webHidden/>
+              </w:rPr>
+              <w:tab/>
+            </w:r>
+            <w:r>
+              <w:rPr>
+                <w:noProof/>
+                <w:webHidden/>
+              </w:rPr>
+              <w:fldChar w:fldCharType="begin"/>
+            </w:r>
+            <w:r>
+              <w:rPr>
+                <w:noProof/>
+                <w:webHidden/>
+              </w:rPr>
+              <w:instrText xml:space="preserve"> PAGEREF _Toc225182622 \h </w:instrText>
+            </w:r>
+            <w:r>
+              <w:rPr>
+                <w:noProof/>
+                <w:webHidden/>
+              </w:rPr>
+            </w:r>
+            <w:r>
+              <w:rPr>
+                <w:noProof/>
+                <w:webHidden/>
+              </w:rPr>
+              <w:fldChar w:fldCharType="separate"/>
+            </w:r>
+            <w:r>
+              <w:rPr>
+                <w:noProof/>
+                <w:webHidden/>
+              </w:rPr>
+              <w:t>4</w:t>
             </w:r>
             <w:r>
               <w:rPr>
@@ -512,7 +1258,6 @@
     <w:p/>
     <w:p/>
     <w:p/>
-    <w:p/>
     <w:p>
       <w:pPr>
         <w:pStyle w:val="Heading1"/>
@@ -521,7 +1266,7 @@
           <w:numId w:val="1"/>
         </w:numPr>
       </w:pPr>
-      <w:bookmarkStart w:id="0" w:name="_Toc224771195"/>
+      <w:bookmarkStart w:id="0" w:name="_Toc225182614"/>
       <w:r>
         <w:t>Abstract</w:t>
       </w:r>
@@ -531,117 +1276,300 @@
       <w:pPr>
         <w:ind w:left="1080"/>
         <w:rPr>
+          <w:sz w:val="24"/>
+          <w:szCs w:val="24"/>
           <w:lang w:bidi="ar-SA"/>
         </w:rPr>
       </w:pPr>
+      <w:r>
+        <w:rPr>
+          <w:sz w:val="24"/>
+          <w:szCs w:val="24"/>
+          <w:lang w:bidi="ar-SA"/>
+        </w:rPr>
+        <w:t xml:space="preserve">This project addresses the administrative challenges faced by the Department of Computer Science and Statistics at the Lebanese University (Faculty of Science-II) regarding the management of course corrector lists. The current manual process requires department chiefs to hand-fill Excel spreadsheets each </w:t>
+      </w:r>
+      <w:proofErr w:type="gramStart"/>
+      <w:r>
+        <w:rPr>
+          <w:sz w:val="24"/>
+          <w:szCs w:val="24"/>
+          <w:lang w:bidi="ar-SA"/>
+        </w:rPr>
+        <w:t>semester—a</w:t>
+      </w:r>
+      <w:proofErr w:type="gramEnd"/>
+      <w:r>
+        <w:rPr>
+          <w:sz w:val="24"/>
+          <w:szCs w:val="24"/>
+          <w:lang w:bidi="ar-SA"/>
+        </w:rPr>
+        <w:t xml:space="preserve"> method that is labor-intensive, prone to human error, and lacks a centralized backup, often leading to data inconsistency or loss.</w:t>
+      </w:r>
     </w:p>
     <w:p>
       <w:pPr>
         <w:ind w:left="1080"/>
         <w:rPr>
-          <w:sz w:val="32"/>
-          <w:szCs w:val="32"/>
+          <w:sz w:val="24"/>
+          <w:szCs w:val="24"/>
           <w:lang w:bidi="ar-SA"/>
         </w:rPr>
       </w:pPr>
       <w:r>
         <w:rPr>
-          <w:sz w:val="32"/>
-          <w:szCs w:val="32"/>
+          <w:sz w:val="24"/>
+          <w:szCs w:val="24"/>
           <w:lang w:bidi="ar-SA"/>
         </w:rPr>
-        <w:t xml:space="preserve">The problem that project handles is how the department chiefs list the correctors of every </w:t>
-      </w:r>
-      <w:r>
-        <w:rPr>
-          <w:sz w:val="32"/>
-          <w:szCs w:val="32"/>
+        <w:t>To resolve these inefficiencies, we developed Al Lijan Al Fahissa, a web-based management system designed to digitize and centralize the corrector assignment process. The system provides a secure interface for department chiefs to input data directly into a campus-hosted database. A primary feature of the application is the automated generation of unified Excel reports, ensuring architectural consistency across all departments while significantly reducing manual entry time. This centralized approach further acts as a data recovery safety net, allowing users to re-export accurate lists at any time.</w:t>
+      </w:r>
+    </w:p>
+    <w:p>
+      <w:pPr>
+        <w:ind w:left="1080"/>
+        <w:rPr>
+          <w:sz w:val="24"/>
+          <w:szCs w:val="24"/>
           <w:lang w:bidi="ar-SA"/>
         </w:rPr>
-        <w:t>course</w:t>
-      </w:r>
-      <w:r>
-        <w:rPr>
-          <w:sz w:val="32"/>
-          <w:szCs w:val="32"/>
+      </w:pPr>
+      <w:r>
+        <w:rPr>
+          <w:sz w:val="24"/>
+          <w:szCs w:val="24"/>
           <w:lang w:bidi="ar-SA"/>
         </w:rPr>
-        <w:t xml:space="preserve"> each semester by creating a new Excel format and filling it with the information needed by hand and it costs </w:t>
-      </w:r>
-      <w:r>
-        <w:rPr>
-          <w:sz w:val="32"/>
-          <w:szCs w:val="32"/>
+        <w:t>The system is implemented using a LAMP-inspired stack, utilizing HTML, CSS, and JavaScript for the responsive front-end, with PHP managing the server-side logic and MySQL for relational data storage. By transitioning from manual spreadsheets to a structured digital platform, this solution enhances data integrity and optimizes administrative productivity within the faculty.</w:t>
+      </w:r>
+    </w:p>
+    <w:p>
+      <w:pPr>
+        <w:ind w:left="1080"/>
+        <w:rPr>
+          <w:sz w:val="24"/>
+          <w:szCs w:val="24"/>
           <w:lang w:bidi="ar-SA"/>
         </w:rPr>
-        <w:t>so much time and effort sometimes the file could have some mistakes</w:t>
-      </w:r>
-      <w:r>
-        <w:rPr>
-          <w:sz w:val="32"/>
-          <w:szCs w:val="32"/>
+      </w:pPr>
+    </w:p>
+    <w:p>
+      <w:pPr>
+        <w:pStyle w:val="Heading1"/>
+        <w:numPr>
+          <w:ilvl w:val="0"/>
+          <w:numId w:val="1"/>
+        </w:numPr>
+      </w:pPr>
+      <w:bookmarkStart w:id="1" w:name="_Toc225182615"/>
+      <w:r>
+        <w:t>Introduction</w:t>
+      </w:r>
+      <w:bookmarkEnd w:id="1"/>
+    </w:p>
+    <w:p>
+      <w:pPr>
+        <w:ind w:left="1080"/>
+        <w:rPr>
           <w:lang w:bidi="ar-SA"/>
         </w:rPr>
-        <w:t xml:space="preserve"> or some information lost</w:t>
-      </w:r>
-      <w:r>
-        <w:rPr>
-          <w:sz w:val="32"/>
-          <w:szCs w:val="32"/>
+      </w:pPr>
+    </w:p>
+    <w:p>
+      <w:pPr>
+        <w:ind w:left="1080"/>
+        <w:rPr>
           <w:lang w:bidi="ar-SA"/>
         </w:rPr>
-        <w:t>.</w:t>
-      </w:r>
+      </w:pPr>
     </w:p>
     <w:p>
       <w:pPr>
         <w:ind w:left="1080"/>
         <w:rPr>
-          <w:sz w:val="32"/>
-          <w:szCs w:val="32"/>
           <w:lang w:bidi="ar-SA"/>
         </w:rPr>
       </w:pPr>
-      <w:r>
-        <w:rPr>
-          <w:sz w:val="32"/>
-          <w:szCs w:val="32"/>
+    </w:p>
+    <w:p>
+      <w:pPr>
+        <w:pStyle w:val="Heading1"/>
+        <w:numPr>
+          <w:ilvl w:val="0"/>
+          <w:numId w:val="1"/>
+        </w:numPr>
+      </w:pPr>
+      <w:bookmarkStart w:id="2" w:name="_Toc225182616"/>
+      <w:r>
+        <w:t>State of the art</w:t>
+      </w:r>
+      <w:bookmarkEnd w:id="2"/>
+    </w:p>
+    <w:p>
+      <w:pPr>
+        <w:pStyle w:val="Heading1"/>
+        <w:numPr>
+          <w:ilvl w:val="0"/>
+          <w:numId w:val="1"/>
+        </w:numPr>
+      </w:pPr>
+      <w:bookmarkStart w:id="3" w:name="_Toc225182617"/>
+      <w:r>
+        <w:t>Analysis</w:t>
+      </w:r>
+      <w:bookmarkEnd w:id="3"/>
+    </w:p>
+    <w:p>
+      <w:pPr>
+        <w:pStyle w:val="Heading2"/>
+        <w:numPr>
+          <w:ilvl w:val="0"/>
+          <w:numId w:val="2"/>
+        </w:numPr>
+      </w:pPr>
+      <w:bookmarkStart w:id="4" w:name="_Toc225182618"/>
+      <w:r>
+        <w:t>Business Rules &amp; Requirements</w:t>
+      </w:r>
+      <w:bookmarkEnd w:id="4"/>
+    </w:p>
+    <w:p>
+      <w:pPr>
+        <w:pStyle w:val="Heading2"/>
+        <w:numPr>
+          <w:ilvl w:val="0"/>
+          <w:numId w:val="2"/>
+        </w:numPr>
+      </w:pPr>
+      <w:bookmarkStart w:id="5" w:name="_Toc225182619"/>
+      <w:r>
+        <w:t>Use Case &amp; Scenarios</w:t>
+      </w:r>
+      <w:bookmarkEnd w:id="5"/>
+    </w:p>
+    <w:p>
+      <w:pPr>
+        <w:pStyle w:val="Heading2"/>
+        <w:numPr>
+          <w:ilvl w:val="0"/>
+          <w:numId w:val="2"/>
+        </w:numPr>
+      </w:pPr>
+      <w:bookmarkStart w:id="6" w:name="_Toc225182620"/>
+      <w:r>
+        <w:t>Class Diagra</w:t>
+      </w:r>
+      <w:r>
+        <w:t>m</w:t>
+      </w:r>
+      <w:bookmarkEnd w:id="6"/>
+    </w:p>
+    <w:p>
+      <w:pPr>
+        <w:pStyle w:val="Heading2"/>
+        <w:numPr>
+          <w:ilvl w:val="0"/>
+          <w:numId w:val="2"/>
+        </w:numPr>
+      </w:pPr>
+      <w:bookmarkStart w:id="7" w:name="_Toc225182621"/>
+      <w:r>
+        <w:t>Activity Diagram</w:t>
+      </w:r>
+      <w:bookmarkEnd w:id="7"/>
+      <w:r>
+        <w:t xml:space="preserve"> </w:t>
+      </w:r>
+    </w:p>
+    <w:p>
+      <w:pPr>
+        <w:pStyle w:val="Heading1"/>
+        <w:numPr>
+          <w:ilvl w:val="0"/>
+          <w:numId w:val="1"/>
+        </w:numPr>
+      </w:pPr>
+      <w:bookmarkStart w:id="8" w:name="_Toc225182622"/>
+      <w:r>
+        <w:t>Development</w:t>
+      </w:r>
+      <w:bookmarkEnd w:id="8"/>
+    </w:p>
+    <w:p>
+      <w:pPr>
+        <w:pStyle w:val="Heading2"/>
+        <w:numPr>
+          <w:ilvl w:val="0"/>
+          <w:numId w:val="3"/>
+        </w:numPr>
+      </w:pPr>
+      <w:r>
+        <w:t>Technical Environment</w:t>
+      </w:r>
+    </w:p>
+    <w:p>
+      <w:pPr>
+        <w:pStyle w:val="Heading2"/>
+        <w:numPr>
+          <w:ilvl w:val="0"/>
+          <w:numId w:val="3"/>
+        </w:numPr>
+      </w:pPr>
+      <w:r>
+        <w:t>Menus Tree</w:t>
+      </w:r>
+    </w:p>
+    <w:p>
+      <w:pPr>
+        <w:pStyle w:val="Heading2"/>
+        <w:numPr>
+          <w:ilvl w:val="0"/>
+          <w:numId w:val="3"/>
+        </w:numPr>
+      </w:pPr>
+      <w:r>
+        <w:t>Screens</w:t>
+      </w:r>
+    </w:p>
+    <w:p>
+      <w:pPr>
+        <w:pStyle w:val="Heading2"/>
+        <w:numPr>
+          <w:ilvl w:val="0"/>
+          <w:numId w:val="3"/>
+        </w:numPr>
+      </w:pPr>
+      <w:r>
+        <w:t xml:space="preserve">Tasks Distribution </w:t>
+      </w:r>
+    </w:p>
+    <w:p>
+      <w:pPr>
+        <w:pStyle w:val="Heading1"/>
+        <w:numPr>
+          <w:ilvl w:val="0"/>
+          <w:numId w:val="1"/>
+        </w:numPr>
+      </w:pPr>
+      <w:r>
+        <w:t>Conclusion</w:t>
+      </w:r>
+    </w:p>
+    <w:p>
+      <w:pPr>
+        <w:pStyle w:val="Heading2"/>
+      </w:pPr>
+      <w:r>
+        <w:t xml:space="preserve"> </w:t>
+      </w:r>
+    </w:p>
+    <w:p>
+      <w:pPr>
+        <w:rPr>
           <w:lang w:bidi="ar-SA"/>
         </w:rPr>
-        <w:t xml:space="preserve">The proposed solution </w:t>
-      </w:r>
-      <w:r>
-        <w:rPr>
-          <w:sz w:val="32"/>
-          <w:szCs w:val="32"/>
-          <w:lang w:bidi="ar-SA"/>
-        </w:rPr>
-        <w:t xml:space="preserve">was to create a system that handles the department chiefs’ input of correctors lists and store them in a database located on the campus server and the department chiefs can export those lists to a unified Excel format for all departments and it will need </w:t>
-      </w:r>
-      <w:r>
-        <w:rPr>
-          <w:sz w:val="32"/>
-          <w:szCs w:val="32"/>
-          <w:lang w:bidi="ar-SA"/>
-        </w:rPr>
-        <w:t xml:space="preserve">less time than filling the format cell by cell </w:t>
-      </w:r>
-      <w:r>
-        <w:rPr>
-          <w:sz w:val="32"/>
-          <w:szCs w:val="32"/>
-          <w:lang w:bidi="ar-SA"/>
-        </w:rPr>
-        <w:t xml:space="preserve"> </w:t>
-      </w:r>
-      <w:r>
-        <w:rPr>
-          <w:sz w:val="32"/>
-          <w:szCs w:val="32"/>
-          <w:lang w:bidi="ar-SA"/>
-        </w:rPr>
-        <w:t>and if by mistake the Excel file was lost we can re-export for the system</w:t>
-      </w:r>
+      </w:pPr>
     </w:p>
     <w:sectPr>
       <w:footerReference w:type="default" r:id="rId9"/>
@@ -760,6 +1688,95 @@
 <file path=word/numbering.xml><?xml version="1.0" encoding="utf-8"?>
 <w:numbering xmlns:wpc="http://schemas.microsoft.com/office/word/2010/wordprocessingCanvas" xmlns:cx="http://schemas.microsoft.com/office/drawing/2014/chartex" xmlns:cx1="http://schemas.microsoft.com/office/drawing/2015/9/8/chartex" xmlns:cx2="http://schemas.microsoft.com/office/drawing/2015/10/21/chartex" xmlns:cx3="http://schemas.microsoft.com/office/drawing/2016/5/9/chartex" xmlns:cx4="http://schemas.microsoft.com/office/drawing/2016/5/10/chartex" xmlns:cx5="http://schemas.microsoft.com/office/drawing/2016/5/11/chartex" xmlns:cx6="http://schemas.microsoft.com/office/drawing/2016/5/12/chartex" xmlns:cx7="http://schemas.microsoft.com/office/drawing/2016/5/13/chartex" xmlns:cx8="http://schemas.microsoft.com/office/drawing/2016/5/14/chartex" xmlns:mc="http://schemas.openxmlformats.org/markup-compatibility/2006" xmlns:aink="http://schemas.microsoft.com/office/drawing/2016/ink" xmlns:am3d="http://schemas.microsoft.com/office/drawing/2017/model3d" xmlns:o="urn:schemas-microsoft-com:office:office" xmlns:oel="http://schemas.microsoft.com/office/2019/extlst" xmlns:r="http://schemas.openxmlformats.org/officeDocument/2006/relationships" xmlns:m="http://schemas.openxmlformats.org/officeDocument/2006/math" xmlns:v="urn:schemas-microsoft-com:vml" xmlns:wp14="http://schemas.microsoft.com/office/word/2010/wordprocessingDrawing" xmlns:wp="http://schemas.openxmlformats.org/drawingml/2006/wordprocessingDrawing" xmlns:w10="urn:schemas-microsoft-com:office:word" xmlns:w="http://schemas.openxmlformats.org/wordprocessingml/2006/main" xmlns:w14="http://schemas.microsoft.com/office/word/2010/wordml" xmlns:w15="http://schemas.microsoft.com/office/word/2012/wordml" xmlns:w16cex="http://schemas.microsoft.com/office/word/2018/wordml/cex" xmlns:w16cid="http://schemas.microsoft.com/office/word/2016/wordml/cid" xmlns:w16="http://schemas.microsoft.com/office/word/2018/wordml" xmlns:w16du="http://schemas.microsoft.com/office/word/2023/wordml/word16du" xmlns:w16sdtdh="http://schemas.microsoft.com/office/word/2020/wordml/sdtdatahash" xmlns:w16sdtfl="http://schemas.microsoft.com/office/word/2024/wordml/sdtformatlock" xmlns:w16se="http://schemas.microsoft.com/office/word/2015/wordml/symex" xmlns:wpg="http://schemas.microsoft.com/office/word/2010/wordprocessingGroup" xmlns:wpi="http://schemas.microsoft.com/office/word/2010/wordprocessingInk" xmlns:wne="http://schemas.microsoft.com/office/word/2006/wordml" xmlns:wps="http://schemas.microsoft.com/office/word/2010/wordprocessingShape" mc:Ignorable="w14 w15 w16se w16cid w16 w16cex w16sdtdh w16sdtfl w16du wp14">
   <w:abstractNum w:abstractNumId="0" w15:restartNumberingAfterBreak="0">
+    <w:nsid w:val="2A61772F"/>
+    <w:multiLevelType w:val="hybridMultilevel"/>
+    <w:tmpl w:val="D076B730"/>
+    <w:lvl w:ilvl="0" w:tplc="0409000F">
+      <w:start w:val="1"/>
+      <w:numFmt w:val="decimal"/>
+      <w:lvlText w:val="%1."/>
+      <w:lvlJc w:val="left"/>
+      <w:pPr>
+        <w:ind w:left="720" w:hanging="360"/>
+      </w:pPr>
+      <w:rPr>
+        <w:rFonts w:hint="default"/>
+      </w:rPr>
+    </w:lvl>
+    <w:lvl w:ilvl="1" w:tplc="04090019">
+      <w:start w:val="1"/>
+      <w:numFmt w:val="lowerLetter"/>
+      <w:lvlText w:val="%2."/>
+      <w:lvlJc w:val="left"/>
+      <w:pPr>
+        <w:ind w:left="1440" w:hanging="360"/>
+      </w:pPr>
+    </w:lvl>
+    <w:lvl w:ilvl="2" w:tplc="0409001B" w:tentative="1">
+      <w:start w:val="1"/>
+      <w:numFmt w:val="lowerRoman"/>
+      <w:lvlText w:val="%3."/>
+      <w:lvlJc w:val="right"/>
+      <w:pPr>
+        <w:ind w:left="2160" w:hanging="180"/>
+      </w:pPr>
+    </w:lvl>
+    <w:lvl w:ilvl="3" w:tplc="0409000F" w:tentative="1">
+      <w:start w:val="1"/>
+      <w:numFmt w:val="decimal"/>
+      <w:lvlText w:val="%4."/>
+      <w:lvlJc w:val="left"/>
+      <w:pPr>
+        <w:ind w:left="2880" w:hanging="360"/>
+      </w:pPr>
+    </w:lvl>
+    <w:lvl w:ilvl="4" w:tplc="04090019" w:tentative="1">
+      <w:start w:val="1"/>
+      <w:numFmt w:val="lowerLetter"/>
+      <w:lvlText w:val="%5."/>
+      <w:lvlJc w:val="left"/>
+      <w:pPr>
+        <w:ind w:left="3600" w:hanging="360"/>
+      </w:pPr>
+    </w:lvl>
+    <w:lvl w:ilvl="5" w:tplc="0409001B" w:tentative="1">
+      <w:start w:val="1"/>
+      <w:numFmt w:val="lowerRoman"/>
+      <w:lvlText w:val="%6."/>
+      <w:lvlJc w:val="right"/>
+      <w:pPr>
+        <w:ind w:left="4320" w:hanging="180"/>
+      </w:pPr>
+    </w:lvl>
+    <w:lvl w:ilvl="6" w:tplc="0409000F" w:tentative="1">
+      <w:start w:val="1"/>
+      <w:numFmt w:val="decimal"/>
+      <w:lvlText w:val="%7."/>
+      <w:lvlJc w:val="left"/>
+      <w:pPr>
+        <w:ind w:left="5040" w:hanging="360"/>
+      </w:pPr>
+    </w:lvl>
+    <w:lvl w:ilvl="7" w:tplc="04090019" w:tentative="1">
+      <w:start w:val="1"/>
+      <w:numFmt w:val="lowerLetter"/>
+      <w:lvlText w:val="%8."/>
+      <w:lvlJc w:val="left"/>
+      <w:pPr>
+        <w:ind w:left="5760" w:hanging="360"/>
+      </w:pPr>
+    </w:lvl>
+    <w:lvl w:ilvl="8" w:tplc="0409001B" w:tentative="1">
+      <w:start w:val="1"/>
+      <w:numFmt w:val="lowerRoman"/>
+      <w:lvlText w:val="%9."/>
+      <w:lvlJc w:val="right"/>
+      <w:pPr>
+        <w:ind w:left="6480" w:hanging="180"/>
+      </w:pPr>
+    </w:lvl>
+  </w:abstractNum>
+  <w:abstractNum w:abstractNumId="1" w15:restartNumberingAfterBreak="0">
     <w:nsid w:val="4E43313D"/>
     <w:multiLevelType w:val="hybridMultilevel"/>
     <w:tmpl w:val="9E906074"/>
@@ -848,7 +1865,102 @@
       </w:pPr>
     </w:lvl>
   </w:abstractNum>
+  <w:abstractNum w:abstractNumId="2" w15:restartNumberingAfterBreak="0">
+    <w:nsid w:val="61AB397F"/>
+    <w:multiLevelType w:val="hybridMultilevel"/>
+    <w:tmpl w:val="E2BCC44E"/>
+    <w:lvl w:ilvl="0" w:tplc="0409000F">
+      <w:start w:val="1"/>
+      <w:numFmt w:val="decimal"/>
+      <w:lvlText w:val="%1."/>
+      <w:lvlJc w:val="left"/>
+      <w:pPr>
+        <w:ind w:left="720" w:hanging="360"/>
+      </w:pPr>
+      <w:rPr>
+        <w:rFonts w:hint="default"/>
+      </w:rPr>
+    </w:lvl>
+    <w:lvl w:ilvl="1" w:tplc="04090019" w:tentative="1">
+      <w:start w:val="1"/>
+      <w:numFmt w:val="lowerLetter"/>
+      <w:lvlText w:val="%2."/>
+      <w:lvlJc w:val="left"/>
+      <w:pPr>
+        <w:ind w:left="1440" w:hanging="360"/>
+      </w:pPr>
+    </w:lvl>
+    <w:lvl w:ilvl="2" w:tplc="0409001B" w:tentative="1">
+      <w:start w:val="1"/>
+      <w:numFmt w:val="lowerRoman"/>
+      <w:lvlText w:val="%3."/>
+      <w:lvlJc w:val="right"/>
+      <w:pPr>
+        <w:ind w:left="2160" w:hanging="180"/>
+      </w:pPr>
+    </w:lvl>
+    <w:lvl w:ilvl="3" w:tplc="0409000F" w:tentative="1">
+      <w:start w:val="1"/>
+      <w:numFmt w:val="decimal"/>
+      <w:lvlText w:val="%4."/>
+      <w:lvlJc w:val="left"/>
+      <w:pPr>
+        <w:ind w:left="2880" w:hanging="360"/>
+      </w:pPr>
+    </w:lvl>
+    <w:lvl w:ilvl="4" w:tplc="04090019" w:tentative="1">
+      <w:start w:val="1"/>
+      <w:numFmt w:val="lowerLetter"/>
+      <w:lvlText w:val="%5."/>
+      <w:lvlJc w:val="left"/>
+      <w:pPr>
+        <w:ind w:left="3600" w:hanging="360"/>
+      </w:pPr>
+    </w:lvl>
+    <w:lvl w:ilvl="5" w:tplc="0409001B" w:tentative="1">
+      <w:start w:val="1"/>
+      <w:numFmt w:val="lowerRoman"/>
+      <w:lvlText w:val="%6."/>
+      <w:lvlJc w:val="right"/>
+      <w:pPr>
+        <w:ind w:left="4320" w:hanging="180"/>
+      </w:pPr>
+    </w:lvl>
+    <w:lvl w:ilvl="6" w:tplc="0409000F" w:tentative="1">
+      <w:start w:val="1"/>
+      <w:numFmt w:val="decimal"/>
+      <w:lvlText w:val="%7."/>
+      <w:lvlJc w:val="left"/>
+      <w:pPr>
+        <w:ind w:left="5040" w:hanging="360"/>
+      </w:pPr>
+    </w:lvl>
+    <w:lvl w:ilvl="7" w:tplc="04090019" w:tentative="1">
+      <w:start w:val="1"/>
+      <w:numFmt w:val="lowerLetter"/>
+      <w:lvlText w:val="%8."/>
+      <w:lvlJc w:val="left"/>
+      <w:pPr>
+        <w:ind w:left="5760" w:hanging="360"/>
+      </w:pPr>
+    </w:lvl>
+    <w:lvl w:ilvl="8" w:tplc="0409001B" w:tentative="1">
+      <w:start w:val="1"/>
+      <w:numFmt w:val="lowerRoman"/>
+      <w:lvlText w:val="%9."/>
+      <w:lvlJc w:val="right"/>
+      <w:pPr>
+        <w:ind w:left="6480" w:hanging="180"/>
+      </w:pPr>
+    </w:lvl>
+  </w:abstractNum>
   <w:num w:numId="1" w16cid:durableId="676150748">
+    <w:abstractNumId w:val="1"/>
+  </w:num>
+  <w:num w:numId="2" w16cid:durableId="1028288572">
+    <w:abstractNumId w:val="2"/>
+  </w:num>
+  <w:num w:numId="3" w16cid:durableId="276564257">
     <w:abstractNumId w:val="0"/>
   </w:num>
 </w:numbering>
@@ -1292,7 +2404,6 @@
     <w:next w:val="Normal"/>
     <w:link w:val="Heading2Char"/>
     <w:uiPriority w:val="9"/>
-    <w:semiHidden/>
     <w:unhideWhenUsed/>
     <w:qFormat/>
     <w:rsid w:val="006E01AD"/>
@@ -1529,7 +2640,6 @@
     <w:basedOn w:val="DefaultParagraphFont"/>
     <w:link w:val="Heading2"/>
     <w:uiPriority w:val="9"/>
-    <w:semiHidden/>
     <w:rsid w:val="006E01AD"/>
     <w:rPr>
       <w:rFonts w:asciiTheme="majorHAnsi" w:eastAsiaTheme="majorEastAsia" w:hAnsiTheme="majorHAnsi" w:cstheme="majorBidi"/>
@@ -1930,6 +3040,19 @@
       <w:color w:val="467886" w:themeColor="hyperlink"/>
       <w:u w:val="single"/>
     </w:rPr>
+  </w:style>
+  <w:style w:type="paragraph" w:styleId="TOC2">
+    <w:name w:val="toc 2"/>
+    <w:basedOn w:val="Normal"/>
+    <w:next w:val="Normal"/>
+    <w:autoRedefine/>
+    <w:uiPriority w:val="39"/>
+    <w:unhideWhenUsed/>
+    <w:rsid w:val="00953116"/>
+    <w:pPr>
+      <w:spacing w:after="100"/>
+      <w:ind w:left="220"/>
+    </w:pPr>
   </w:style>
 </w:styles>
 </file>
